--- a/data/revised_2026-10_full/outputs/v2/Core_Mathematics/SS2.5_Area_of_Polygons/Core_Mathematics_Area_of_Polygons_FinalExplanation_TeacherKey.docx
+++ b/data/revised_2026-10_full/outputs/v2/Core_Mathematics/SS2.5_Area_of_Polygons/Core_Mathematics_Area_of_Polygons_FinalExplanation_TeacherKey.docx
@@ -1738,7 +1738,7 @@
         </w:rPr>
         <w:t xml:space="preserve">© 2026 SeaVuria and ARES. This work is licensed under a </w:t>
       </w:r>
-      <w:hyperlink w:history="1" r:id="rIdrvcis9juuhvhlc36wvtlw">
+      <w:hyperlink w:history="1" r:id="rIdouwcz3jcp1vn8pik__lsl">
         <w:r>
           <w:rPr>
             <w:rFonts w:ascii="Arial" w:cs="Arial" w:eastAsia="Arial" w:hAnsi="Arial"/>
@@ -1758,7 +1758,7 @@
         </w:rPr>
         <w:t xml:space="preserve"> (</w:t>
       </w:r>
-      <w:hyperlink w:history="1" r:id="rId_gsatdwac47hs8shacl9i">
+      <w:hyperlink w:history="1" r:id="rIdnoh-52ho7hcqen35cjtyx">
         <w:r>
           <w:rPr>
             <w:rFonts w:ascii="Arial" w:cs="Arial" w:eastAsia="Arial" w:hAnsi="Arial"/>
@@ -1778,7 +1778,7 @@
         </w:rPr>
         <w:t xml:space="preserve">). To view a copy of this license, visit </w:t>
       </w:r>
-      <w:hyperlink w:history="1" r:id="rIdpbf4kuzmb_2mfukpguuyt">
+      <w:hyperlink w:history="1" r:id="rIdhl0i5xufbu0hm67jdn772">
         <w:r>
           <w:rPr>
             <w:rFonts w:ascii="Arial" w:cs="Arial" w:eastAsia="Arial" w:hAnsi="Arial"/>
